--- a/Trabajar lo siguiente.docx
+++ b/Trabajar lo siguiente.docx
@@ -7,16 +7,7 @@
         <w:t>T</w:t>
       </w:r>
       <w:r>
-        <w:t>rabajar</w:t>
-      </w:r>
-      <w:r>
-        <w:t xml:space="preserve"> lo </w:t>
-      </w:r>
-      <w:r>
-        <w:t>siguiente</w:t>
-      </w:r>
-      <w:r>
-        <w:t xml:space="preserve">, tareas: 1. </w:t>
+        <w:t xml:space="preserve">rabajar lo siguiente, tareas: 1. </w:t>
       </w:r>
       <w:r>
         <w:t>Hacer una distinción entre las sesiones entre el</w:t>
@@ -198,62 +189,87 @@
       </w:r>
       <w:proofErr w:type="spellEnd"/>
       <w:r>
-        <w:t xml:space="preserve">  registrados y una vez que dé a cada asignación debe aparecer en el recuadro de cada operador de Venezuela la asignación seleccionada, </w:t>
-      </w:r>
-      <w:r>
-        <w:t>esta asignación directa de una manera amigable y muy práctica</w:t>
-      </w:r>
+        <w:t xml:space="preserve">  registrados y una vez que dé a cada asignación debe aparecer en el recuadro de cada operador de Venezuela la asignación seleccionada, esta asignación directa de una manera amigable y muy práctica.</w:t>
+      </w:r>
+      <w:r>
+        <w:t xml:space="preserve"> Este operador principal de </w:t>
+      </w:r>
+      <w:proofErr w:type="spellStart"/>
+      <w:r>
+        <w:t>peru</w:t>
+      </w:r>
+      <w:proofErr w:type="spellEnd"/>
+      <w:r>
+        <w:t xml:space="preserve"> podrá </w:t>
+      </w:r>
+      <w:r>
+        <w:t xml:space="preserve">atender a sus clientes en su sesión </w:t>
+      </w:r>
+      <w:r>
+        <w:t>o</w:t>
+      </w:r>
+      <w:r>
+        <w:t xml:space="preserve"> podrá derivarlos </w:t>
+      </w:r>
+      <w:r>
+        <w:t>sus solicitud</w:t>
+      </w:r>
+      <w:r>
+        <w:t>es</w:t>
+      </w:r>
+      <w:r>
+        <w:t xml:space="preserve"> de </w:t>
+      </w:r>
+      <w:r>
+        <w:t xml:space="preserve">sus </w:t>
+      </w:r>
+      <w:r>
+        <w:t xml:space="preserve">clientes </w:t>
+      </w:r>
+      <w:r>
+        <w:t>a algún</w:t>
+      </w:r>
+      <w:r>
+        <w:t xml:space="preserve"> operador de </w:t>
+      </w:r>
+      <w:proofErr w:type="spellStart"/>
+      <w:r>
+        <w:t>peru</w:t>
+      </w:r>
+      <w:proofErr w:type="spellEnd"/>
+      <w:r>
+        <w:t xml:space="preserve"> que seleccione</w:t>
+      </w:r>
+      <w:r>
+        <w:t xml:space="preserve"> indicando que es una derivación del operador principal de </w:t>
+      </w:r>
+      <w:proofErr w:type="spellStart"/>
+      <w:r>
+        <w:t>peru</w:t>
+      </w:r>
+      <w:proofErr w:type="spellEnd"/>
+      <w:r>
+        <w:t xml:space="preserve"> y esta debe aparecer en de forma visible de estas operaciones derivadas en una lista “OPERACIONES DERIVADAS, que aparecerá en la sesión respectiva a quien se derive del operador de </w:t>
+      </w:r>
+      <w:proofErr w:type="spellStart"/>
+      <w:r>
+        <w:t>perú</w:t>
+      </w:r>
+      <w:proofErr w:type="spellEnd"/>
       <w:r>
         <w:t>.</w:t>
       </w:r>
       <w:r>
-        <w:t xml:space="preserve"> Este operador principal de </w:t>
-      </w:r>
-      <w:proofErr w:type="spellStart"/>
-      <w:r>
-        <w:t>peru</w:t>
-      </w:r>
-      <w:proofErr w:type="spellEnd"/>
-      <w:r>
-        <w:t xml:space="preserve"> podrá o no derivar clientes a </w:t>
-      </w:r>
-      <w:proofErr w:type="gramStart"/>
-      <w:r>
-        <w:t>sus solicitud</w:t>
-      </w:r>
-      <w:proofErr w:type="gramEnd"/>
-      <w:r>
-        <w:t xml:space="preserve"> de clientes que sean provenientes de su parte de clientes y al cual haya invitado, por lo cual esta solicitud derivada debe aparecerle en su sesión respectiva del operador de </w:t>
-      </w:r>
-      <w:proofErr w:type="spellStart"/>
-      <w:r>
-        <w:t>peru</w:t>
-      </w:r>
-      <w:proofErr w:type="spellEnd"/>
-      <w:r>
-        <w:t xml:space="preserve"> indicando que es una derivación del operador principal de </w:t>
-      </w:r>
-      <w:proofErr w:type="spellStart"/>
-      <w:r>
-        <w:t>peru</w:t>
-      </w:r>
-      <w:proofErr w:type="spellEnd"/>
-      <w:r>
-        <w:t>.</w:t>
-      </w:r>
-      <w:r>
-        <w:t xml:space="preserve"> </w:t>
-      </w:r>
-      <w:r>
-        <w:t xml:space="preserve">En la parte de “panel” podrá visualizar todas las operaciones de </w:t>
-      </w:r>
-      <w:proofErr w:type="spellStart"/>
-      <w:r>
-        <w:t>tod</w:t>
-      </w:r>
-      <w:proofErr w:type="spellEnd"/>
-      <w:r>
-        <w:t xml:space="preserve"> su equipos de operadores de </w:t>
+        <w:t xml:space="preserve"> </w:t>
+      </w:r>
+      <w:r>
+        <w:t>En la parte de “panel” podrá visualizar todas las operaciones de tod</w:t>
+      </w:r>
+      <w:r>
+        <w:t>o</w:t>
+      </w:r>
+      <w:r>
+        <w:t xml:space="preserve"> su equipo de operadores de </w:t>
       </w:r>
       <w:proofErr w:type="spellStart"/>
       <w:r>
@@ -275,7 +291,13 @@
         <w:t>debe</w:t>
       </w:r>
       <w:r>
-        <w:t xml:space="preserve"> estar indicado pro el nombre del operador de </w:t>
+        <w:t xml:space="preserve"> estar indicado p</w:t>
+      </w:r>
+      <w:r>
+        <w:t>or</w:t>
+      </w:r>
+      <w:r>
+        <w:t xml:space="preserve"> el nombre del operador de </w:t>
       </w:r>
       <w:proofErr w:type="spellStart"/>
       <w:r>
@@ -353,16 +375,7 @@
         <w:t xml:space="preserve"> </w:t>
       </w:r>
       <w:r>
-        <w:t xml:space="preserve">en la parte de </w:t>
-      </w:r>
-      <w:r>
-        <w:t xml:space="preserve">“perfil” </w:t>
-      </w:r>
-      <w:r>
-        <w:t xml:space="preserve">sus </w:t>
-      </w:r>
-      <w:r>
-        <w:t>datos [nombre, correo y teléfono] con opción a editar y guardar</w:t>
+        <w:t>en la parte de “perfil” sus datos [nombre, correo y teléfono] con opción a editar y guardar</w:t>
       </w:r>
       <w:r>
         <w:t xml:space="preserve"> (estos cambios deben actualizados en la sesión del operador principal de </w:t>
@@ -376,10 +389,7 @@
         <w:t xml:space="preserve"> en su parte de perfil de forma automática)</w:t>
       </w:r>
       <w:r>
-        <w:t xml:space="preserve">, </w:t>
-      </w:r>
-      <w:r>
-        <w:t xml:space="preserve">luego Los datos del operador principal de </w:t>
+        <w:t xml:space="preserve">, luego Los datos del operador principal de </w:t>
       </w:r>
       <w:proofErr w:type="spellStart"/>
       <w:r>
@@ -438,13 +448,7 @@
         <w:t xml:space="preserve"> </w:t>
       </w:r>
       <w:r>
-        <w:t>“</w:t>
-      </w:r>
-      <w:r>
-        <w:t>Comparte tu página de clientes</w:t>
-      </w:r>
-      <w:r>
-        <w:t xml:space="preserve">” y lo vas a cambiar por “Invitación a tus clientes” y el </w:t>
+        <w:t xml:space="preserve">“Comparte tu página de clientes” y lo vas a cambiar por “Invitación a tus clientes” y el </w:t>
       </w:r>
       <w:r>
         <w:t>subtítulo</w:t>
@@ -483,19 +487,7 @@
         </w:r>
       </w:hyperlink>
       <w:r>
-        <w:t xml:space="preserve">, no coloques la URL sino incrústalo dentro del nombre del botón y en botón </w:t>
-      </w:r>
-      <w:r>
-        <w:t xml:space="preserve">interno </w:t>
-      </w:r>
-      <w:r>
-        <w:t xml:space="preserve">de la Landing page cliente </w:t>
-      </w:r>
-      <w:r>
-        <w:t xml:space="preserve">que dice “ACCEDE YA” </w:t>
-      </w:r>
-      <w:r>
-        <w:t xml:space="preserve">le incrustas el enlace de acceso a la sesión de cliente, y el segundo botón que se llame: “ Acceso por vía WhatsApp usando el teléfono del operador de </w:t>
+        <w:t xml:space="preserve">, no coloques la URL sino incrústalo dentro del nombre del botón y en botón interno de la Landing page cliente que dice “ACCEDE YA” le incrustas el enlace de acceso a la sesión de cliente, y el segundo botón que se llame: “ Acceso por vía WhatsApp usando el teléfono del operador de </w:t>
       </w:r>
       <w:proofErr w:type="spellStart"/>
       <w:r>
@@ -514,26 +506,17 @@
         <w:t xml:space="preserve"> con este mensaje “ Bienvenid@ [nombre del cliente] a [nombre del negocio] donde prestamos el servicio de remesas de Perú a Venezuela. Accede [colocas el acceso a la sesión del cliente] para disfrutar de una experiencia digital y de eficiencia en tus remesas a tus familiares y amigos en Venezuela</w:t>
       </w:r>
       <w:r>
-        <w:t xml:space="preserve">”, en su parte de </w:t>
-      </w:r>
-      <w:r>
-        <w:t>esta asignación directa de una manera amigable y muy práctic</w:t>
-      </w:r>
-      <w:r>
-        <w:t>a”</w:t>
+        <w:t xml:space="preserve">”, en su parte de esta asignación </w:t>
+      </w:r>
+      <w:r>
+        <w:lastRenderedPageBreak/>
+        <w:t>directa de una manera amigable y muy práctica”</w:t>
       </w:r>
       <w:r>
         <w:t>.</w:t>
       </w:r>
       <w:r>
-        <w:t xml:space="preserve"> </w:t>
-      </w:r>
-      <w:r>
-        <w:t xml:space="preserve">En la parte de Panel debe mostrar las </w:t>
-      </w:r>
-      <w:r>
-        <w:lastRenderedPageBreak/>
-        <w:t xml:space="preserve">operaciones (en curso, realizadas y por revisión) solo las operaciones </w:t>
+        <w:t xml:space="preserve"> En la parte de Panel debe mostrar las operaciones (en curso, realizadas y por revisión) solo las operaciones </w:t>
       </w:r>
       <w:r>
         <w:t>solicitas por sus clientes</w:t>
@@ -545,10 +528,7 @@
         <w:t>invitado</w:t>
       </w:r>
       <w:r>
-        <w:t xml:space="preserve"> y en la parte de “Estadísticas” debe guardar en su base de datos solo las operaciones con todos sus datos de lo que aparece en su panel usando los filtros ya creados para realizar su búsqueda y su respectiva presentación visual.</w:t>
-      </w:r>
-      <w:r>
-        <w:t xml:space="preserve"> 4</w:t>
+        <w:t xml:space="preserve"> y en la parte de “Estadísticas” debe guardar en su base de datos solo las operaciones con todos sus datos de lo que aparece en su panel usando los filtros ya creados para realizar su búsqueda y su respectiva presentación visual. 4</w:t>
       </w:r>
       <w:r>
         <w:t xml:space="preserve">. Todas las sesiones existentes deben ser autentificadas por Google </w:t>
@@ -611,34 +591,13 @@
         <w:t xml:space="preserve"> y</w:t>
       </w:r>
       <w:r>
-        <w:t xml:space="preserve"> </w:t>
-      </w:r>
-      <w:r>
-        <w:t xml:space="preserve">OPERADORES EN PERÚ </w:t>
-      </w:r>
-      <w:r>
-        <w:t>–</w:t>
-      </w:r>
-      <w:r>
-        <w:t xml:space="preserve"> EQUIPO</w:t>
-      </w:r>
-      <w:r>
-        <w:t xml:space="preserve">, y la parte </w:t>
+        <w:t xml:space="preserve"> OPERADORES EN PERÚ – EQUIPO, y la parte </w:t>
       </w:r>
       <w:r>
         <w:t xml:space="preserve">de </w:t>
       </w:r>
       <w:r>
-        <w:t xml:space="preserve">OPERADORES EN VENEZUELA </w:t>
-      </w:r>
-      <w:r>
-        <w:t>–</w:t>
-      </w:r>
-      <w:r>
-        <w:t xml:space="preserve"> EQUIPO</w:t>
-      </w:r>
-      <w:r>
-        <w:t xml:space="preserve"> deben aparecer los operadores </w:t>
+        <w:t xml:space="preserve">OPERADORES EN VENEZUELA – EQUIPO deben aparecer los operadores </w:t>
       </w:r>
       <w:r>
         <w:t xml:space="preserve">de Venezuela </w:t>
@@ -694,36 +653,15 @@
         <w:t>, correo y teléfono] con opción a editar y guardar</w:t>
       </w:r>
       <w:r>
-        <w:t xml:space="preserve"> </w:t>
-      </w:r>
-      <w:r>
-        <w:t>(</w:t>
-      </w:r>
-      <w:r>
-        <w:t>estos cambios deben</w:t>
-      </w:r>
-      <w:r>
-        <w:t xml:space="preserve"> actualizados en </w:t>
-      </w:r>
-      <w:r>
-        <w:t>la sesión</w:t>
-      </w:r>
-      <w:r>
-        <w:t xml:space="preserve"> del operador principal de </w:t>
-      </w:r>
-      <w:proofErr w:type="spellStart"/>
-      <w:r>
-        <w:t>peru</w:t>
-      </w:r>
-      <w:proofErr w:type="spellEnd"/>
-      <w:r>
-        <w:t xml:space="preserve"> en su parte de perfil de forma </w:t>
-      </w:r>
-      <w:r>
-        <w:t>automática</w:t>
-      </w:r>
-      <w:r>
-        <w:t>),</w:t>
+        <w:t xml:space="preserve"> (estos cambios deben actualizados en la sesión del operador principal de </w:t>
+      </w:r>
+      <w:proofErr w:type="spellStart"/>
+      <w:r>
+        <w:t>peru</w:t>
+      </w:r>
+      <w:proofErr w:type="spellEnd"/>
+      <w:r>
+        <w:t xml:space="preserve"> en su parte de perfil de forma automática),</w:t>
       </w:r>
       <w:r>
         <w:t xml:space="preserve"> luego Los datos del operador principal de </w:t>
@@ -734,13 +672,7 @@
       </w:r>
       <w:proofErr w:type="spellEnd"/>
       <w:r>
-        <w:t xml:space="preserve"> </w:t>
-      </w:r>
-      <w:r>
-        <w:t>[nombre, correo y teléfono]</w:t>
-      </w:r>
-      <w:r>
-        <w:t xml:space="preserve"> sin editar. En la parte de Panel debe mostrar las operaciones (en curso, realizadas y po</w:t>
+        <w:t xml:space="preserve"> [nombre, correo y teléfono] sin editar. En la parte de Panel debe mostrar las operaciones (en curso, realizadas y po</w:t>
       </w:r>
       <w:r>
         <w:t>r</w:t>
@@ -760,10 +692,7 @@
       </w:r>
       <w:proofErr w:type="spellEnd"/>
       <w:r>
-        <w:t xml:space="preserve"> que han sido asignados y en la parte de </w:t>
-      </w:r>
-      <w:r>
-        <w:t>“</w:t>
+        <w:t xml:space="preserve"> que han sido asignados y en la parte de “</w:t>
       </w:r>
       <w:r>
         <w:t>Estadísticas” debe</w:t>
@@ -846,13 +775,25 @@
         <w:t xml:space="preserve">total </w:t>
       </w:r>
       <w:r>
-        <w:t>de la rentabilidad de cada operación</w:t>
-      </w:r>
-      <w:r>
-        <w:t xml:space="preserve"> </w:t>
-      </w:r>
-      <w:r>
-        <w:t xml:space="preserve">= Monto en soles de la rentabilidad de cada operación </w:t>
+        <w:t>de</w:t>
+      </w:r>
+      <w:r>
+        <w:t xml:space="preserve">l margen bruto </w:t>
+      </w:r>
+      <w:r>
+        <w:t>de cada operación</w:t>
+      </w:r>
+      <w:r>
+        <w:t xml:space="preserve"> </w:t>
+      </w:r>
+      <w:r>
+        <w:t xml:space="preserve">= </w:t>
+      </w:r>
+      <w:r>
+        <w:t>(Tasa de Venta al cliente – Tasa de Adquisición)</w:t>
+      </w:r>
+      <w:r>
+        <w:t xml:space="preserve"> </w:t>
       </w:r>
       <w:r>
         <w:t xml:space="preserve">* % de la comisión que asigne el operador principal de </w:t>
@@ -930,10 +871,7 @@
     <w:p/>
     <w:p>
       <w:r>
-        <w:t>El resultado de las comisiones en soles de cada op</w:t>
-      </w:r>
-      <w:r>
-        <w:t>erador</w:t>
+        <w:t>El resultado de las comisiones en soles de cada operador</w:t>
       </w:r>
       <w:r>
         <w:t xml:space="preserve"> debe calcularse y mostrarse en cada sesión de cada operador de </w:t>
@@ -962,17 +900,11 @@
         <w:t>que</w:t>
       </w:r>
       <w:r>
-        <w:t xml:space="preserve"> tenga dentro del equipo de operadores: % de </w:t>
-      </w:r>
-      <w:r>
-        <w:t>comisión</w:t>
-      </w:r>
-      <w:r>
-        <w:t xml:space="preserve"> asignada, monto a pagar por operación realizada y valida que se vaya </w:t>
+        <w:t xml:space="preserve"> tenga dentro del equipo de </w:t>
       </w:r>
       <w:r>
         <w:lastRenderedPageBreak/>
-        <w:t xml:space="preserve">acumulado, y monto total a pagar por el total de todas las operaciones y debe </w:t>
+        <w:t xml:space="preserve">operadores: % de comisión asignada, monto a pagar por operación realizada y valida que se vaya acumulado, y monto total a pagar por el total de todas las operaciones y debe </w:t>
       </w:r>
       <w:r>
         <w:t>mostrase</w:t>
@@ -1046,6 +978,360 @@
       <w:proofErr w:type="spellEnd"/>
       <w:r>
         <w:t>: % de comisión asignada como dato a</w:t>
+      </w:r>
+    </w:p>
+    <w:p/>
+    <w:p/>
+    <w:p/>
+    <w:p>
+      <w:pPr>
+        <w:spacing w:line="240" w:lineRule="auto"/>
+      </w:pPr>
+      <w:r>
+        <w:t xml:space="preserve">vamos a cambiar la cantidad de operadores de </w:t>
+      </w:r>
+      <w:proofErr w:type="spellStart"/>
+      <w:r>
+        <w:t>peru</w:t>
+      </w:r>
+      <w:proofErr w:type="spellEnd"/>
+      <w:r>
+        <w:t xml:space="preserve"> y operadores de </w:t>
+      </w:r>
+      <w:proofErr w:type="spellStart"/>
+      <w:r>
+        <w:t>venezuela</w:t>
+      </w:r>
+      <w:proofErr w:type="spellEnd"/>
+      <w:r>
+        <w:t xml:space="preserve">, para </w:t>
+      </w:r>
+    </w:p>
+    <w:p>
+      <w:pPr>
+        <w:spacing w:line="240" w:lineRule="auto"/>
+      </w:pPr>
+      <w:r>
+        <w:t xml:space="preserve">El </w:t>
+      </w:r>
+      <w:proofErr w:type="gramStart"/>
+      <w:r>
+        <w:t xml:space="preserve">DEMO  </w:t>
+      </w:r>
+      <w:r>
+        <w:t>son</w:t>
+      </w:r>
+      <w:proofErr w:type="gramEnd"/>
+      <w:r>
+        <w:t xml:space="preserve"> </w:t>
+      </w:r>
+      <w:r>
+        <w:t>3</w:t>
+      </w:r>
+      <w:r>
+        <w:t xml:space="preserve"> operadores de </w:t>
+      </w:r>
+      <w:proofErr w:type="spellStart"/>
+      <w:r>
+        <w:t>peru</w:t>
+      </w:r>
+      <w:proofErr w:type="spellEnd"/>
+      <w:r>
+        <w:t xml:space="preserve"> y </w:t>
+      </w:r>
+      <w:r>
+        <w:t>2</w:t>
+      </w:r>
+      <w:r>
+        <w:t xml:space="preserve"> operadores de Venezuela</w:t>
+      </w:r>
+      <w:r>
+        <w:t>, 1</w:t>
+      </w:r>
+      <w:r>
+        <w:t>0</w:t>
+      </w:r>
+      <w:r>
+        <w:t>0 clientes, 100 Soles</w:t>
+      </w:r>
+      <w:r>
+        <w:t xml:space="preserve">. </w:t>
+      </w:r>
+      <w:r>
+        <w:t xml:space="preserve">EL PLAN STARTER son </w:t>
+      </w:r>
+      <w:r>
+        <w:t>4</w:t>
+      </w:r>
+      <w:r>
+        <w:t xml:space="preserve"> operadores de </w:t>
+      </w:r>
+      <w:proofErr w:type="spellStart"/>
+      <w:r>
+        <w:t>peru</w:t>
+      </w:r>
+      <w:proofErr w:type="spellEnd"/>
+      <w:r>
+        <w:t xml:space="preserve"> y </w:t>
+      </w:r>
+      <w:r>
+        <w:t>2</w:t>
+      </w:r>
+      <w:r>
+        <w:t xml:space="preserve"> operadores de </w:t>
+      </w:r>
+      <w:r>
+        <w:t>Venezuela</w:t>
+      </w:r>
+      <w:r>
+        <w:t>, 1</w:t>
+      </w:r>
+      <w:r>
+        <w:t>0</w:t>
+      </w:r>
+      <w:r>
+        <w:t>0 clientes</w:t>
+      </w:r>
+      <w:r>
+        <w:t xml:space="preserve">, </w:t>
+      </w:r>
+      <w:r>
+        <w:t>100 Soles</w:t>
+      </w:r>
+      <w:r>
+        <w:t xml:space="preserve">. </w:t>
+      </w:r>
+      <w:r>
+        <w:t>EL PLAN</w:t>
+      </w:r>
+      <w:r>
+        <w:t xml:space="preserve"> </w:t>
+      </w:r>
+      <w:r>
+        <w:t xml:space="preserve">PRO es </w:t>
+      </w:r>
+      <w:r>
+        <w:t>6</w:t>
+      </w:r>
+      <w:r>
+        <w:t xml:space="preserve"> operadores de </w:t>
+      </w:r>
+      <w:proofErr w:type="spellStart"/>
+      <w:r>
+        <w:t>peru</w:t>
+      </w:r>
+      <w:proofErr w:type="spellEnd"/>
+      <w:r>
+        <w:t xml:space="preserve"> y </w:t>
+      </w:r>
+      <w:r>
+        <w:t>3</w:t>
+      </w:r>
+      <w:r>
+        <w:t xml:space="preserve"> operadores de </w:t>
+      </w:r>
+      <w:r>
+        <w:t>Venezuela</w:t>
+      </w:r>
+      <w:r>
+        <w:t>,</w:t>
+      </w:r>
+      <w:r>
+        <w:t xml:space="preserve"> </w:t>
+      </w:r>
+      <w:r>
+        <w:t>20</w:t>
+      </w:r>
+      <w:r>
+        <w:t>0 clientes</w:t>
+      </w:r>
+      <w:r>
+        <w:t>, 2</w:t>
+      </w:r>
+      <w:r>
+        <w:t>00 Soles</w:t>
+      </w:r>
+      <w:r>
+        <w:t xml:space="preserve">. </w:t>
+      </w:r>
+      <w:r>
+        <w:t xml:space="preserve">EL PLAN </w:t>
+      </w:r>
+      <w:r>
+        <w:t xml:space="preserve">EXPERT </w:t>
+      </w:r>
+      <w:r>
+        <w:t>son</w:t>
+      </w:r>
+      <w:r>
+        <w:t xml:space="preserve"> </w:t>
+      </w:r>
+      <w:r>
+        <w:t>10</w:t>
+      </w:r>
+      <w:r>
+        <w:t xml:space="preserve"> operadores de </w:t>
+      </w:r>
+      <w:proofErr w:type="spellStart"/>
+      <w:r>
+        <w:t>peru</w:t>
+      </w:r>
+      <w:proofErr w:type="spellEnd"/>
+      <w:r>
+        <w:t xml:space="preserve"> y </w:t>
+      </w:r>
+      <w:r>
+        <w:t>5</w:t>
+      </w:r>
+      <w:r>
+        <w:t xml:space="preserve"> operadores de </w:t>
+      </w:r>
+      <w:r>
+        <w:t>Venezuela</w:t>
+      </w:r>
+      <w:r>
+        <w:t xml:space="preserve">, </w:t>
+      </w:r>
+      <w:r>
+        <w:t>40</w:t>
+      </w:r>
+      <w:r>
+        <w:t>0 clientes</w:t>
+      </w:r>
+      <w:r>
+        <w:t>,</w:t>
+      </w:r>
+      <w:r>
+        <w:t xml:space="preserve"> </w:t>
+      </w:r>
+      <w:r>
+        <w:t>4</w:t>
+      </w:r>
+      <w:r>
+        <w:t>00 Soles</w:t>
+      </w:r>
+      <w:r>
+        <w:t xml:space="preserve">. </w:t>
+      </w:r>
+      <w:r>
+        <w:t>EL PLAN</w:t>
+      </w:r>
+      <w:r>
+        <w:t xml:space="preserve"> AVANCE </w:t>
+      </w:r>
+      <w:r>
+        <w:t xml:space="preserve">son </w:t>
+      </w:r>
+      <w:r>
+        <w:t xml:space="preserve">15 operadores de </w:t>
+      </w:r>
+      <w:proofErr w:type="spellStart"/>
+      <w:r>
+        <w:t>peru</w:t>
+      </w:r>
+      <w:proofErr w:type="spellEnd"/>
+      <w:r>
+        <w:t xml:space="preserve"> y 8 operadores de </w:t>
+      </w:r>
+      <w:r>
+        <w:t>Venezue</w:t>
+      </w:r>
+      <w:r>
+        <w:t>la</w:t>
+      </w:r>
+      <w:r>
+        <w:t xml:space="preserve">, </w:t>
+      </w:r>
+      <w:r>
+        <w:t>60</w:t>
+      </w:r>
+      <w:r>
+        <w:t>0 clientes</w:t>
+      </w:r>
+      <w:r>
+        <w:t>,</w:t>
+      </w:r>
+      <w:r>
+        <w:t xml:space="preserve"> </w:t>
+      </w:r>
+      <w:r>
+        <w:t>6</w:t>
+      </w:r>
+      <w:r>
+        <w:t>00 Soles</w:t>
+      </w:r>
+      <w:r>
+        <w:t xml:space="preserve">. </w:t>
+      </w:r>
+      <w:r>
+        <w:t xml:space="preserve">EL PLAN </w:t>
+      </w:r>
+      <w:r>
+        <w:t xml:space="preserve">ULTRA </w:t>
+      </w:r>
+      <w:r>
+        <w:t xml:space="preserve">son 20 </w:t>
+      </w:r>
+      <w:r>
+        <w:t xml:space="preserve">operadores de </w:t>
+      </w:r>
+      <w:proofErr w:type="spellStart"/>
+      <w:r>
+        <w:t>peru</w:t>
+      </w:r>
+      <w:proofErr w:type="spellEnd"/>
+      <w:r>
+        <w:t xml:space="preserve"> y 10 operadores de </w:t>
+      </w:r>
+      <w:r>
+        <w:t>Venezuela</w:t>
+      </w:r>
+      <w:r>
+        <w:t>, 1000</w:t>
+      </w:r>
+      <w:r>
+        <w:t xml:space="preserve"> clientes</w:t>
+      </w:r>
+      <w:r>
+        <w:t>,</w:t>
+      </w:r>
+      <w:r>
+        <w:t xml:space="preserve"> </w:t>
+      </w:r>
+      <w:r>
+        <w:t>100</w:t>
+      </w:r>
+      <w:r>
+        <w:t>0</w:t>
+      </w:r>
+      <w:r>
+        <w:t xml:space="preserve"> Soles</w:t>
+      </w:r>
+      <w:r>
+        <w:t xml:space="preserve">. </w:t>
+      </w:r>
+      <w:r>
+        <w:t xml:space="preserve">EL </w:t>
+      </w:r>
+      <w:proofErr w:type="gramStart"/>
+      <w:r>
+        <w:t xml:space="preserve">PLAN </w:t>
+      </w:r>
+      <w:r>
+        <w:t xml:space="preserve"> </w:t>
+      </w:r>
+      <w:r>
+        <w:t>UNLIMITED</w:t>
+      </w:r>
+      <w:proofErr w:type="gramEnd"/>
+      <w:r>
+        <w:t xml:space="preserve"> </w:t>
+      </w:r>
+      <w:r>
+        <w:t xml:space="preserve">Los Operadores, Clientes y Precio son acordados </w:t>
+      </w:r>
+      <w:r>
+        <w:t>con el administrador de la plataforma</w:t>
       </w:r>
     </w:p>
     <w:sectPr>
@@ -1661,6 +1947,7 @@
   <w:style w:type="character" w:default="1" w:styleId="Fuentedeprrafopredeter">
     <w:name w:val="Default Paragraph Font"/>
     <w:uiPriority w:val="1"/>
+    <w:semiHidden/>
     <w:unhideWhenUsed/>
   </w:style>
   <w:style w:type="table" w:default="1" w:styleId="Tablanormal">
